--- a/STEPS_data_analysis/templates/comparative_factsheet_template.docx
+++ b/STEPS_data_analysis/templates/comparative_factsheet_template.docx
@@ -278,7 +278,6 @@
         <w:tc>
           <w:tcPr>
             <w:tcW w:w="10440" w:type="dxa"/>
-            <w:shd w:val="clear" w:color="auto" w:fill="auto"/>
           </w:tcPr>
           <w:p>
             <w:pPr>
@@ -296,47 +295,7 @@
                 <w:sz w:val="20"/>
                 <w:szCs w:val="20"/>
               </w:rPr>
-              <w:t xml:space="preserve">The STEPS </w:t>
-            </w:r>
-            <w:r>
-              <w:rPr>
-                <w:rFonts w:ascii="Source Sans Pro" w:hAnsi="Source Sans Pro" w:cs="Noto Sans"/>
-                <w:sz w:val="20"/>
-                <w:szCs w:val="20"/>
-              </w:rPr>
-              <w:t xml:space="preserve">survey of </w:t>
-            </w:r>
-            <w:r>
-              <w:rPr>
-                <w:rFonts w:ascii="Source Sans Pro" w:hAnsi="Source Sans Pro" w:cs="Noto Sans"/>
-                <w:sz w:val="20"/>
-                <w:szCs w:val="20"/>
-              </w:rPr>
-              <w:t xml:space="preserve">noncommunicable </w:t>
-            </w:r>
-            <w:r>
-              <w:rPr>
-                <w:rFonts w:ascii="Source Sans Pro" w:hAnsi="Source Sans Pro" w:cs="Noto Sans"/>
-                <w:sz w:val="20"/>
-                <w:szCs w:val="20"/>
-              </w:rPr>
-              <w:t>disease</w:t>
-            </w:r>
-            <w:r>
-              <w:rPr>
-                <w:rFonts w:ascii="Source Sans Pro" w:hAnsi="Source Sans Pro" w:cs="Noto Sans"/>
-                <w:sz w:val="20"/>
-                <w:szCs w:val="20"/>
-              </w:rPr>
-              <w:t xml:space="preserve"> (NCD)</w:t>
-            </w:r>
-            <w:r>
-              <w:rPr>
-                <w:rFonts w:ascii="Source Sans Pro" w:hAnsi="Source Sans Pro" w:cs="Noto Sans"/>
-                <w:sz w:val="20"/>
-                <w:szCs w:val="20"/>
-              </w:rPr>
-              <w:t xml:space="preserve"> risk factors </w:t>
+              <w:t xml:space="preserve">The STEPS survey of noncommunicable disease (NCD) risk factors </w:t>
             </w:r>
             <w:r>
               <w:rPr>
@@ -354,14 +313,23 @@
               </w:rPr>
               <w:t xml:space="preserve">in </w:t>
             </w:r>
+            <w:proofErr w:type="spellStart"/>
             <w:r>
               <w:rPr>
                 <w:rFonts w:ascii="Source Sans Pro" w:hAnsi="Source Sans Pro" w:cs="Noto Sans"/>
                 <w:sz w:val="20"/>
                 <w:szCs w:val="20"/>
-                <w:highlight w:val="yellow"/>
               </w:rPr>
-              <w:t>xxx</w:t>
+              <w:t>country_name</w:t>
+            </w:r>
+            <w:proofErr w:type="spellEnd"/>
+            <w:r>
+              <w:rPr>
+                <w:rFonts w:ascii="Source Sans Pro" w:hAnsi="Source Sans Pro" w:cs="Noto Sans"/>
+                <w:sz w:val="20"/>
+                <w:szCs w:val="20"/>
+              </w:rPr>
+              <w:t xml:space="preserve"> was </w:t>
             </w:r>
             <w:r>
               <w:rPr>
@@ -369,7 +337,7 @@
                 <w:sz w:val="20"/>
                 <w:szCs w:val="20"/>
               </w:rPr>
-              <w:t xml:space="preserve"> </w:t>
+              <w:t>conducted</w:t>
             </w:r>
             <w:r>
               <w:rPr>
@@ -377,7 +345,7 @@
                 <w:sz w:val="20"/>
                 <w:szCs w:val="20"/>
               </w:rPr>
-              <w:t xml:space="preserve">was carried out from </w:t>
+              <w:t xml:space="preserve"> from </w:t>
             </w:r>
             <w:r>
               <w:rPr>
@@ -394,15 +362,7 @@
                 <w:sz w:val="20"/>
                 <w:szCs w:val="20"/>
               </w:rPr>
-              <w:t xml:space="preserve"> </w:t>
-            </w:r>
-            <w:r>
-              <w:rPr>
-                <w:rFonts w:ascii="Source Sans Pro" w:hAnsi="Source Sans Pro" w:cs="Noto Sans"/>
-                <w:sz w:val="20"/>
-                <w:szCs w:val="20"/>
-              </w:rPr>
-              <w:t xml:space="preserve">to </w:t>
+              <w:t xml:space="preserve"> to </w:t>
             </w:r>
             <w:r>
               <w:rPr>
@@ -421,14 +381,23 @@
               </w:rPr>
               <w:t xml:space="preserve">. </w:t>
             </w:r>
+            <w:proofErr w:type="spellStart"/>
             <w:r>
               <w:rPr>
                 <w:rFonts w:ascii="Source Sans Pro" w:hAnsi="Source Sans Pro" w:cs="Noto Sans"/>
                 <w:sz w:val="20"/>
                 <w:szCs w:val="20"/>
-                <w:highlight w:val="yellow"/>
               </w:rPr>
-              <w:t>xxx</w:t>
+              <w:t>country_name</w:t>
+            </w:r>
+            <w:proofErr w:type="spellEnd"/>
+            <w:r>
+              <w:rPr>
+                <w:rFonts w:ascii="Source Sans Pro" w:hAnsi="Source Sans Pro" w:cs="Noto Sans"/>
+                <w:sz w:val="20"/>
+                <w:szCs w:val="20"/>
+              </w:rPr>
+              <w:t xml:space="preserve"> carried out Step 1, Step 2 and Step 3. Sociodemographic and behavioural information was collected in Step 1. Physical measurements such as height, weight and blood pressure were collected in Step 2.</w:t>
             </w:r>
             <w:r>
               <w:rPr>
@@ -444,200 +413,25 @@
                 <w:sz w:val="20"/>
                 <w:szCs w:val="20"/>
               </w:rPr>
-              <w:t xml:space="preserve">carried out Step 1, Step </w:t>
+              <w:t xml:space="preserve">Biochemical measurements were collected to assess blood glucose and cholesterol levels in Step 3. The survey was a population-based survey of adults aged </w:t>
             </w:r>
+            <w:proofErr w:type="spellStart"/>
             <w:r>
               <w:rPr>
                 <w:rFonts w:ascii="Source Sans Pro" w:hAnsi="Source Sans Pro" w:cs="Noto Sans"/>
                 <w:sz w:val="20"/>
                 <w:szCs w:val="20"/>
               </w:rPr>
-              <w:t xml:space="preserve">2 and </w:t>
+              <w:t>age_range</w:t>
             </w:r>
+            <w:proofErr w:type="spellEnd"/>
             <w:r>
               <w:rPr>
                 <w:rFonts w:ascii="Source Sans Pro" w:hAnsi="Source Sans Pro" w:cs="Noto Sans"/>
                 <w:sz w:val="20"/>
                 <w:szCs w:val="20"/>
               </w:rPr>
-              <w:t xml:space="preserve">Step </w:t>
-            </w:r>
-            <w:r>
-              <w:rPr>
-                <w:rFonts w:ascii="Source Sans Pro" w:hAnsi="Source Sans Pro" w:cs="Noto Sans"/>
-                <w:sz w:val="20"/>
-                <w:szCs w:val="20"/>
-              </w:rPr>
-              <w:t>3</w:t>
-            </w:r>
-            <w:r>
-              <w:rPr>
-                <w:rFonts w:ascii="Source Sans Pro" w:hAnsi="Source Sans Pro" w:cs="Noto Sans"/>
-                <w:sz w:val="20"/>
-                <w:szCs w:val="20"/>
-              </w:rPr>
-              <w:t xml:space="preserve">. Sociodemographic and behavioural information </w:t>
-            </w:r>
-            <w:r>
-              <w:rPr>
-                <w:rFonts w:ascii="Source Sans Pro" w:hAnsi="Source Sans Pro" w:cs="Noto Sans"/>
-                <w:sz w:val="20"/>
-                <w:szCs w:val="20"/>
-              </w:rPr>
-              <w:t xml:space="preserve">was </w:t>
-            </w:r>
-            <w:r>
-              <w:rPr>
-                <w:rFonts w:ascii="Source Sans Pro" w:hAnsi="Source Sans Pro" w:cs="Noto Sans"/>
-                <w:sz w:val="20"/>
-                <w:szCs w:val="20"/>
-              </w:rPr>
-              <w:t xml:space="preserve">collected in Step 1. </w:t>
-            </w:r>
-            <w:r>
-              <w:rPr>
-                <w:rFonts w:ascii="Source Sans Pro" w:hAnsi="Source Sans Pro" w:cs="Noto Sans"/>
-                <w:sz w:val="20"/>
-                <w:szCs w:val="20"/>
-              </w:rPr>
-              <w:t xml:space="preserve"> </w:t>
-            </w:r>
-            <w:r>
-              <w:rPr>
-                <w:rFonts w:ascii="Source Sans Pro" w:hAnsi="Source Sans Pro" w:cs="Noto Sans"/>
-                <w:sz w:val="20"/>
-                <w:szCs w:val="20"/>
-              </w:rPr>
-              <w:t>Physical measurements such as height, weig</w:t>
-            </w:r>
-            <w:r>
-              <w:rPr>
-                <w:rFonts w:ascii="Source Sans Pro" w:hAnsi="Source Sans Pro" w:cs="Noto Sans"/>
-                <w:sz w:val="20"/>
-                <w:szCs w:val="20"/>
-              </w:rPr>
-              <w:t xml:space="preserve">ht and blood pressure were </w:t>
-            </w:r>
-            <w:r>
-              <w:rPr>
-                <w:rFonts w:ascii="Source Sans Pro" w:hAnsi="Source Sans Pro" w:cs="Noto Sans"/>
-                <w:sz w:val="20"/>
-                <w:szCs w:val="20"/>
-              </w:rPr>
-              <w:t xml:space="preserve">collected </w:t>
-            </w:r>
-            <w:r>
-              <w:rPr>
-                <w:rFonts w:ascii="Source Sans Pro" w:hAnsi="Source Sans Pro" w:cs="Noto Sans"/>
-                <w:sz w:val="20"/>
-                <w:szCs w:val="20"/>
-              </w:rPr>
-              <w:t>in Step 2.  B</w:t>
-            </w:r>
-            <w:r>
-              <w:rPr>
-                <w:rFonts w:ascii="Source Sans Pro" w:hAnsi="Source Sans Pro" w:cs="Noto Sans"/>
-                <w:sz w:val="20"/>
-                <w:szCs w:val="20"/>
-              </w:rPr>
-              <w:t xml:space="preserve">iochemical measurements were </w:t>
-            </w:r>
-            <w:r>
-              <w:rPr>
-                <w:rFonts w:ascii="Source Sans Pro" w:hAnsi="Source Sans Pro" w:cs="Noto Sans"/>
-                <w:sz w:val="20"/>
-                <w:szCs w:val="20"/>
-              </w:rPr>
-              <w:t xml:space="preserve">collected </w:t>
-            </w:r>
-            <w:r>
-              <w:rPr>
-                <w:rFonts w:ascii="Source Sans Pro" w:hAnsi="Source Sans Pro" w:cs="Noto Sans"/>
-                <w:sz w:val="20"/>
-                <w:szCs w:val="20"/>
-              </w:rPr>
-              <w:t xml:space="preserve">to assess blood </w:t>
-            </w:r>
-            <w:r>
-              <w:rPr>
-                <w:rFonts w:ascii="Source Sans Pro" w:hAnsi="Source Sans Pro" w:cs="Noto Sans"/>
-                <w:sz w:val="20"/>
-                <w:szCs w:val="20"/>
-              </w:rPr>
-              <w:t>glucose</w:t>
-            </w:r>
-            <w:r>
-              <w:rPr>
-                <w:rFonts w:ascii="Source Sans Pro" w:hAnsi="Source Sans Pro" w:cs="Noto Sans"/>
-                <w:sz w:val="20"/>
-                <w:szCs w:val="20"/>
-              </w:rPr>
-              <w:t xml:space="preserve"> and cholesterol levels in Step 3.</w:t>
-            </w:r>
-            <w:r>
-              <w:rPr>
-                <w:rFonts w:ascii="Source Sans Pro" w:hAnsi="Source Sans Pro" w:cs="Noto Sans"/>
-                <w:sz w:val="20"/>
-                <w:szCs w:val="20"/>
-              </w:rPr>
-              <w:t xml:space="preserve"> </w:t>
-            </w:r>
-            <w:r>
-              <w:rPr>
-                <w:rFonts w:ascii="Source Sans Pro" w:hAnsi="Source Sans Pro" w:cs="Noto Sans"/>
-                <w:sz w:val="20"/>
-                <w:szCs w:val="20"/>
-              </w:rPr>
-              <w:t xml:space="preserve">The survey </w:t>
-            </w:r>
-            <w:r>
-              <w:rPr>
-                <w:rFonts w:ascii="Source Sans Pro" w:hAnsi="Source Sans Pro" w:cs="Noto Sans"/>
-                <w:sz w:val="20"/>
-                <w:szCs w:val="20"/>
-              </w:rPr>
-              <w:t>was a population-based su</w:t>
-            </w:r>
-            <w:r>
-              <w:rPr>
-                <w:rFonts w:ascii="Source Sans Pro" w:hAnsi="Source Sans Pro" w:cs="Noto Sans"/>
-                <w:sz w:val="20"/>
-                <w:szCs w:val="20"/>
-              </w:rPr>
-              <w:t xml:space="preserve">rvey of adults aged </w:t>
-            </w:r>
-            <w:r>
-              <w:rPr>
-                <w:rFonts w:ascii="Source Sans Pro" w:hAnsi="Source Sans Pro" w:cs="Noto Sans"/>
-                <w:sz w:val="20"/>
-                <w:szCs w:val="20"/>
-                <w:highlight w:val="yellow"/>
-              </w:rPr>
-              <w:t>xxx</w:t>
-            </w:r>
-            <w:r>
-              <w:rPr>
-                <w:rFonts w:ascii="Source Sans Pro" w:hAnsi="Source Sans Pro" w:cs="Noto Sans"/>
-                <w:sz w:val="20"/>
-                <w:szCs w:val="20"/>
-              </w:rPr>
-              <w:t>. A [insert</w:t>
-            </w:r>
-            <w:r>
-              <w:rPr>
-                <w:rFonts w:ascii="Source Sans Pro" w:hAnsi="Source Sans Pro" w:cs="Noto Sans"/>
-                <w:sz w:val="20"/>
-                <w:szCs w:val="20"/>
-              </w:rPr>
-              <w:t xml:space="preserve"> type of sampling design</w:t>
-            </w:r>
-            <w:r>
-              <w:rPr>
-                <w:rFonts w:ascii="Source Sans Pro" w:hAnsi="Source Sans Pro" w:cs="Noto Sans"/>
-                <w:sz w:val="20"/>
-                <w:szCs w:val="20"/>
-              </w:rPr>
-              <w:t>] sample design was used to produce representative data for that age range in</w:t>
+              <w:t>. A</w:t>
             </w:r>
             <w:r>
               <w:rPr>
@@ -654,7 +448,7 @@
                 <w:szCs w:val="20"/>
                 <w:highlight w:val="yellow"/>
               </w:rPr>
-              <w:t>xx</w:t>
+              <w:t>[insert type of sampling design]</w:t>
             </w:r>
             <w:r>
               <w:rPr>
@@ -662,63 +456,43 @@
                 <w:sz w:val="20"/>
                 <w:szCs w:val="20"/>
               </w:rPr>
-              <w:t>.</w:t>
+              <w:t xml:space="preserve"> sample design was used to produce representative data for that age range in </w:t>
             </w:r>
+            <w:proofErr w:type="spellStart"/>
             <w:r>
               <w:rPr>
                 <w:rFonts w:ascii="Source Sans Pro" w:hAnsi="Source Sans Pro" w:cs="Noto Sans"/>
                 <w:sz w:val="20"/>
                 <w:szCs w:val="20"/>
               </w:rPr>
-              <w:t xml:space="preserve"> A total </w:t>
+              <w:t>country_name</w:t>
             </w:r>
+            <w:proofErr w:type="spellEnd"/>
             <w:r>
               <w:rPr>
                 <w:rFonts w:ascii="Source Sans Pro" w:hAnsi="Source Sans Pro" w:cs="Noto Sans"/>
                 <w:sz w:val="20"/>
                 <w:szCs w:val="20"/>
               </w:rPr>
-              <w:t>of</w:t>
+              <w:t xml:space="preserve">. A total of </w:t>
             </w:r>
+            <w:proofErr w:type="spellStart"/>
             <w:r>
               <w:rPr>
                 <w:rFonts w:ascii="Source Sans Pro" w:hAnsi="Source Sans Pro" w:cs="Noto Sans"/>
                 <w:sz w:val="20"/>
                 <w:szCs w:val="20"/>
               </w:rPr>
-              <w:t xml:space="preserve"> </w:t>
+              <w:t>final_sample_size</w:t>
             </w:r>
+            <w:proofErr w:type="spellEnd"/>
             <w:r>
               <w:rPr>
                 <w:rFonts w:ascii="Source Sans Pro" w:hAnsi="Source Sans Pro" w:cs="Noto Sans"/>
                 <w:sz w:val="20"/>
                 <w:szCs w:val="20"/>
               </w:rPr>
-              <w:t>xx</w:t>
-            </w:r>
-            <w:r>
-              <w:rPr>
-                <w:rFonts w:ascii="Source Sans Pro" w:hAnsi="Source Sans Pro" w:cs="Noto Sans"/>
-                <w:sz w:val="20"/>
-                <w:szCs w:val="20"/>
-              </w:rPr>
-              <w:t xml:space="preserve"> adults participated in the survey.</w:t>
-            </w:r>
-            <w:r>
-              <w:rPr>
-                <w:rFonts w:ascii="Source Sans Pro" w:hAnsi="Source Sans Pro" w:cs="Noto Sans"/>
-                <w:sz w:val="20"/>
-                <w:szCs w:val="20"/>
-              </w:rPr>
-              <w:t xml:space="preserve"> The overall response rate was</w:t>
-            </w:r>
-            <w:r>
-              <w:rPr>
-                <w:rFonts w:ascii="Source Sans Pro" w:hAnsi="Source Sans Pro" w:cs="Noto Sans"/>
-                <w:sz w:val="20"/>
-                <w:szCs w:val="20"/>
-              </w:rPr>
-              <w:t xml:space="preserve"> </w:t>
+              <w:t xml:space="preserve"> adults participated in the survey. The overall response rate was </w:t>
             </w:r>
             <w:r>
               <w:rPr>
@@ -736,14 +510,6 @@
                 <w:szCs w:val="20"/>
               </w:rPr>
               <w:t>%.</w:t>
-            </w:r>
-            <w:r>
-              <w:rPr>
-                <w:rFonts w:ascii="Source Sans Pro" w:hAnsi="Source Sans Pro" w:cs="Noto Sans"/>
-                <w:sz w:val="20"/>
-                <w:szCs w:val="20"/>
-              </w:rPr>
-              <w:t xml:space="preserve"> </w:t>
             </w:r>
           </w:p>
         </w:tc>
@@ -1143,18 +909,7 @@
           <w:sz w:val="16"/>
           <w:szCs w:val="16"/>
         </w:rPr>
-        <w:t xml:space="preserve"> </w:t>
-      </w:r>
-      <w:proofErr w:type="gramStart"/>
-      <w:r>
-        <w:rPr>
-          <w:rFonts w:ascii="Source Sans Pro" w:eastAsia="SimSun" w:hAnsi="Source Sans Pro" w:cs="Noto Sans"/>
-          <w:b/>
-          <w:bCs/>
-          <w:sz w:val="16"/>
-          <w:szCs w:val="16"/>
-        </w:rPr>
-        <w:t>[</w:t>
+        <w:t xml:space="preserve"> [</w:t>
       </w:r>
       <w:r>
         <w:rPr>
@@ -1174,18 +929,7 @@
           <w:sz w:val="16"/>
           <w:szCs w:val="16"/>
         </w:rPr>
-        <w:t>name</w:t>
-      </w:r>
-      <w:proofErr w:type="gramEnd"/>
-      <w:r>
-        <w:rPr>
-          <w:rFonts w:ascii="Source Sans Pro" w:eastAsia="SimSun" w:hAnsi="Source Sans Pro" w:cs="Noto Sans"/>
-          <w:b/>
-          <w:bCs/>
-          <w:sz w:val="16"/>
-          <w:szCs w:val="16"/>
-        </w:rPr>
-        <w:t>, email</w:t>
+        <w:t>name, email</w:t>
       </w:r>
       <w:r>
         <w:rPr>
@@ -1195,18 +939,7 @@
           <w:sz w:val="16"/>
           <w:szCs w:val="16"/>
         </w:rPr>
-        <w:t xml:space="preserve"> </w:t>
-      </w:r>
-      <w:proofErr w:type="gramStart"/>
-      <w:r>
-        <w:rPr>
-          <w:rFonts w:ascii="Source Sans Pro" w:eastAsia="SimSun" w:hAnsi="Source Sans Pro" w:cs="Noto Sans"/>
-          <w:b/>
-          <w:bCs/>
-          <w:sz w:val="16"/>
-          <w:szCs w:val="16"/>
-        </w:rPr>
-        <w:t>address</w:t>
+        <w:t xml:space="preserve"> address</w:t>
       </w:r>
       <w:r>
         <w:rPr>
@@ -1228,7 +961,6 @@
         </w:rPr>
         <w:t>]</w:t>
       </w:r>
-      <w:proofErr w:type="gramEnd"/>
     </w:p>
     <w:sectPr>
       <w:footerReference w:type="default" r:id="rId10"/>

--- a/STEPS_data_analysis/templates/comparative_factsheet_template.docx
+++ b/STEPS_data_analysis/templates/comparative_factsheet_template.docx
@@ -140,7 +140,6 @@
               </w:rPr>
               <w:t xml:space="preserve">   </w:t>
             </w:r>
-            <w:proofErr w:type="spellStart"/>
             <w:r>
               <w:rPr>
                 <w:rFonts w:ascii="Source Sans Pro" w:hAnsi="Source Sans Pro" w:cs="Noto Sans"/>
@@ -151,7 +150,6 @@
               </w:rPr>
               <w:t>country_name</w:t>
             </w:r>
-            <w:proofErr w:type="spellEnd"/>
             <w:r>
               <w:rPr>
                 <w:rFonts w:ascii="Source Sans Pro" w:hAnsi="Source Sans Pro" w:cs="Noto Sans"/>
@@ -172,7 +170,6 @@
               </w:rPr>
               <w:t xml:space="preserve">STEPS Survey </w:t>
             </w:r>
-            <w:proofErr w:type="spellStart"/>
             <w:r>
               <w:rPr>
                 <w:rFonts w:ascii="Source Sans Pro" w:hAnsi="Source Sans Pro" w:cs="Noto Sans"/>
@@ -183,7 +180,6 @@
               </w:rPr>
               <w:t>survey_year</w:t>
             </w:r>
-            <w:proofErr w:type="spellEnd"/>
           </w:p>
           <w:p>
             <w:pPr>
@@ -313,7 +309,6 @@
               </w:rPr>
               <w:t xml:space="preserve">in </w:t>
             </w:r>
-            <w:proofErr w:type="spellStart"/>
             <w:r>
               <w:rPr>
                 <w:rFonts w:ascii="Source Sans Pro" w:hAnsi="Source Sans Pro" w:cs="Noto Sans"/>
@@ -322,7 +317,6 @@
               </w:rPr>
               <w:t>country_name</w:t>
             </w:r>
-            <w:proofErr w:type="spellEnd"/>
             <w:r>
               <w:rPr>
                 <w:rFonts w:ascii="Source Sans Pro" w:hAnsi="Source Sans Pro" w:cs="Noto Sans"/>
@@ -381,7 +375,6 @@
               </w:rPr>
               <w:t xml:space="preserve">. </w:t>
             </w:r>
-            <w:proofErr w:type="spellStart"/>
             <w:r>
               <w:rPr>
                 <w:rFonts w:ascii="Source Sans Pro" w:hAnsi="Source Sans Pro" w:cs="Noto Sans"/>
@@ -390,7 +383,6 @@
               </w:rPr>
               <w:t>country_name</w:t>
             </w:r>
-            <w:proofErr w:type="spellEnd"/>
             <w:r>
               <w:rPr>
                 <w:rFonts w:ascii="Source Sans Pro" w:hAnsi="Source Sans Pro" w:cs="Noto Sans"/>
@@ -415,7 +407,6 @@
               </w:rPr>
               <w:t xml:space="preserve">Biochemical measurements were collected to assess blood glucose and cholesterol levels in Step 3. The survey was a population-based survey of adults aged </w:t>
             </w:r>
-            <w:proofErr w:type="spellStart"/>
             <w:r>
               <w:rPr>
                 <w:rFonts w:ascii="Source Sans Pro" w:hAnsi="Source Sans Pro" w:cs="Noto Sans"/>
@@ -424,7 +415,6 @@
               </w:rPr>
               <w:t>age_range</w:t>
             </w:r>
-            <w:proofErr w:type="spellEnd"/>
             <w:r>
               <w:rPr>
                 <w:rFonts w:ascii="Source Sans Pro" w:hAnsi="Source Sans Pro" w:cs="Noto Sans"/>
@@ -458,7 +448,6 @@
               </w:rPr>
               <w:t xml:space="preserve"> sample design was used to produce representative data for that age range in </w:t>
             </w:r>
-            <w:proofErr w:type="spellStart"/>
             <w:r>
               <w:rPr>
                 <w:rFonts w:ascii="Source Sans Pro" w:hAnsi="Source Sans Pro" w:cs="Noto Sans"/>
@@ -467,7 +456,6 @@
               </w:rPr>
               <w:t>country_name</w:t>
             </w:r>
-            <w:proofErr w:type="spellEnd"/>
             <w:r>
               <w:rPr>
                 <w:rFonts w:ascii="Source Sans Pro" w:hAnsi="Source Sans Pro" w:cs="Noto Sans"/>
@@ -476,7 +464,6 @@
               </w:rPr>
               <w:t xml:space="preserve">. A total of </w:t>
             </w:r>
-            <w:proofErr w:type="spellStart"/>
             <w:r>
               <w:rPr>
                 <w:rFonts w:ascii="Source Sans Pro" w:hAnsi="Source Sans Pro" w:cs="Noto Sans"/>
@@ -485,7 +472,6 @@
               </w:rPr>
               <w:t>final_sample_size</w:t>
             </w:r>
-            <w:proofErr w:type="spellEnd"/>
             <w:r>
               <w:rPr>
                 <w:rFonts w:ascii="Source Sans Pro" w:hAnsi="Source Sans Pro" w:cs="Noto Sans"/>
@@ -593,7 +579,23 @@
           <w:sz w:val="14"/>
           <w:szCs w:val="14"/>
         </w:rPr>
-        <w:t xml:space="preserve"> p-value &lt;0.05</w:t>
+        <w:t xml:space="preserve"> </w:t>
+      </w:r>
+      <w:r>
+        <w:rPr>
+          <w:rFonts w:ascii="Source Sans Pro" w:hAnsi="Source Sans Pro" w:cs="Noto Sans"/>
+          <w:sz w:val="14"/>
+          <w:szCs w:val="14"/>
+        </w:rPr>
+        <w:t>C</w:t>
+      </w:r>
+      <w:r>
+        <w:rPr>
+          <w:rFonts w:ascii="Source Sans Pro" w:hAnsi="Source Sans Pro" w:cs="Noto Sans"/>
+          <w:sz w:val="14"/>
+          <w:szCs w:val="14"/>
+        </w:rPr>
+        <w:t>omparisons are statistically significant at p &lt; 0.05</w:t>
       </w:r>
     </w:p>
     <w:p>

--- a/STEPS_data_analysis/templates/comparative_factsheet_template.docx
+++ b/STEPS_data_analysis/templates/comparative_factsheet_template.docx
@@ -140,6 +140,7 @@
               </w:rPr>
               <w:t xml:space="preserve">   </w:t>
             </w:r>
+            <w:proofErr w:type="spellStart"/>
             <w:r>
               <w:rPr>
                 <w:rFonts w:ascii="Source Sans Pro" w:hAnsi="Source Sans Pro" w:cs="Noto Sans"/>
@@ -150,6 +151,7 @@
               </w:rPr>
               <w:t>country_name</w:t>
             </w:r>
+            <w:proofErr w:type="spellEnd"/>
             <w:r>
               <w:rPr>
                 <w:rFonts w:ascii="Source Sans Pro" w:hAnsi="Source Sans Pro" w:cs="Noto Sans"/>
@@ -170,6 +172,7 @@
               </w:rPr>
               <w:t xml:space="preserve">STEPS Survey </w:t>
             </w:r>
+            <w:proofErr w:type="spellStart"/>
             <w:r>
               <w:rPr>
                 <w:rFonts w:ascii="Source Sans Pro" w:hAnsi="Source Sans Pro" w:cs="Noto Sans"/>
@@ -180,6 +183,7 @@
               </w:rPr>
               <w:t>survey_year</w:t>
             </w:r>
+            <w:proofErr w:type="spellEnd"/>
           </w:p>
           <w:p>
             <w:pPr>
@@ -309,6 +313,7 @@
               </w:rPr>
               <w:t xml:space="preserve">in </w:t>
             </w:r>
+            <w:proofErr w:type="spellStart"/>
             <w:r>
               <w:rPr>
                 <w:rFonts w:ascii="Source Sans Pro" w:hAnsi="Source Sans Pro" w:cs="Noto Sans"/>
@@ -317,6 +322,7 @@
               </w:rPr>
               <w:t>country_name</w:t>
             </w:r>
+            <w:proofErr w:type="spellEnd"/>
             <w:r>
               <w:rPr>
                 <w:rFonts w:ascii="Source Sans Pro" w:hAnsi="Source Sans Pro" w:cs="Noto Sans"/>
@@ -375,6 +381,7 @@
               </w:rPr>
               <w:t xml:space="preserve">. </w:t>
             </w:r>
+            <w:proofErr w:type="spellStart"/>
             <w:r>
               <w:rPr>
                 <w:rFonts w:ascii="Source Sans Pro" w:hAnsi="Source Sans Pro" w:cs="Noto Sans"/>
@@ -383,6 +390,7 @@
               </w:rPr>
               <w:t>country_name</w:t>
             </w:r>
+            <w:proofErr w:type="spellEnd"/>
             <w:r>
               <w:rPr>
                 <w:rFonts w:ascii="Source Sans Pro" w:hAnsi="Source Sans Pro" w:cs="Noto Sans"/>
@@ -407,6 +415,7 @@
               </w:rPr>
               <w:t xml:space="preserve">Biochemical measurements were collected to assess blood glucose and cholesterol levels in Step 3. The survey was a population-based survey of adults aged </w:t>
             </w:r>
+            <w:proofErr w:type="spellStart"/>
             <w:r>
               <w:rPr>
                 <w:rFonts w:ascii="Source Sans Pro" w:hAnsi="Source Sans Pro" w:cs="Noto Sans"/>
@@ -415,13 +424,23 @@
               </w:rPr>
               <w:t>age_range</w:t>
             </w:r>
+            <w:proofErr w:type="spellEnd"/>
             <w:r>
               <w:rPr>
                 <w:rFonts w:ascii="Source Sans Pro" w:hAnsi="Source Sans Pro" w:cs="Noto Sans"/>
                 <w:sz w:val="20"/>
                 <w:szCs w:val="20"/>
               </w:rPr>
-              <w:t>. A</w:t>
+              <w:t xml:space="preserve">. </w:t>
+            </w:r>
+            <w:proofErr w:type="gramStart"/>
+            <w:r>
+              <w:rPr>
+                <w:rFonts w:ascii="Source Sans Pro" w:hAnsi="Source Sans Pro" w:cs="Noto Sans"/>
+                <w:sz w:val="20"/>
+                <w:szCs w:val="20"/>
+              </w:rPr>
+              <w:t>A</w:t>
             </w:r>
             <w:r>
               <w:rPr>
@@ -440,6 +459,7 @@
               </w:rPr>
               <w:t>[insert type of sampling design]</w:t>
             </w:r>
+            <w:proofErr w:type="gramEnd"/>
             <w:r>
               <w:rPr>
                 <w:rFonts w:ascii="Source Sans Pro" w:hAnsi="Source Sans Pro" w:cs="Noto Sans"/>
@@ -448,6 +468,7 @@
               </w:rPr>
               <w:t xml:space="preserve"> sample design was used to produce representative data for that age range in </w:t>
             </w:r>
+            <w:proofErr w:type="spellStart"/>
             <w:r>
               <w:rPr>
                 <w:rFonts w:ascii="Source Sans Pro" w:hAnsi="Source Sans Pro" w:cs="Noto Sans"/>
@@ -456,6 +477,7 @@
               </w:rPr>
               <w:t>country_name</w:t>
             </w:r>
+            <w:proofErr w:type="spellEnd"/>
             <w:r>
               <w:rPr>
                 <w:rFonts w:ascii="Source Sans Pro" w:hAnsi="Source Sans Pro" w:cs="Noto Sans"/>
@@ -464,6 +486,7 @@
               </w:rPr>
               <w:t xml:space="preserve">. A total of </w:t>
             </w:r>
+            <w:proofErr w:type="spellStart"/>
             <w:r>
               <w:rPr>
                 <w:rFonts w:ascii="Source Sans Pro" w:hAnsi="Source Sans Pro" w:cs="Noto Sans"/>
@@ -472,6 +495,7 @@
               </w:rPr>
               <w:t>final_sample_size</w:t>
             </w:r>
+            <w:proofErr w:type="spellEnd"/>
             <w:r>
               <w:rPr>
                 <w:rFonts w:ascii="Source Sans Pro" w:hAnsi="Source Sans Pro" w:cs="Noto Sans"/>
@@ -560,14 +584,14 @@
     <w:p>
       <w:pPr>
         <w:rPr>
-          <w:rFonts w:ascii="Source Sans Pro" w:hAnsi="Source Sans Pro" w:cs="Noto Sans"/>
+          <w:rFonts w:ascii="Source Sans Pro" w:hAnsi="Source Sans Pro" w:cs="Arial"/>
           <w:sz w:val="14"/>
           <w:szCs w:val="14"/>
         </w:rPr>
       </w:pPr>
       <w:r>
         <w:rPr>
-          <w:rFonts w:ascii="Source Sans Pro" w:hAnsi="Source Sans Pro" w:cs="Noto Sans"/>
+          <w:rFonts w:ascii="Source Sans Pro" w:hAnsi="Source Sans Pro" w:cs="Arial"/>
           <w:sz w:val="14"/>
           <w:szCs w:val="14"/>
         </w:rPr>
@@ -583,29 +607,52 @@
       </w:r>
       <w:r>
         <w:rPr>
-          <w:rFonts w:ascii="Source Sans Pro" w:hAnsi="Source Sans Pro" w:cs="Noto Sans"/>
+          <w:rFonts w:ascii="Source Sans Pro" w:hAnsi="Source Sans Pro" w:cs="Arial"/>
           <w:sz w:val="14"/>
           <w:szCs w:val="14"/>
         </w:rPr>
-        <w:t>C</w:t>
+        <w:t>S</w:t>
       </w:r>
       <w:r>
         <w:rPr>
-          <w:rFonts w:ascii="Source Sans Pro" w:hAnsi="Source Sans Pro" w:cs="Noto Sans"/>
+          <w:rFonts w:ascii="Source Sans Pro" w:hAnsi="Source Sans Pro" w:cs="Arial"/>
           <w:sz w:val="14"/>
           <w:szCs w:val="14"/>
         </w:rPr>
-        <w:t>omparisons are statistically significant at p &lt; 0.05</w:t>
+        <w:t xml:space="preserve">tatistically </w:t>
       </w:r>
-    </w:p>
-    <w:p>
-      <w:pPr>
+      <w:r>
         <w:rPr>
-          <w:rFonts w:ascii="Source Sans Pro" w:hAnsi="Source Sans Pro" w:cs="Noto Sans"/>
+          <w:rFonts w:ascii="Source Sans Pro" w:hAnsi="Source Sans Pro" w:cs="Arial"/>
           <w:sz w:val="14"/>
           <w:szCs w:val="14"/>
         </w:rPr>
-      </w:pPr>
+        <w:t>s</w:t>
+      </w:r>
+      <w:r>
+        <w:rPr>
+          <w:rFonts w:ascii="Source Sans Pro" w:hAnsi="Source Sans Pro" w:cs="Arial"/>
+          <w:sz w:val="14"/>
+          <w:szCs w:val="14"/>
+        </w:rPr>
+        <w:t xml:space="preserve">ignificant difference between </w:t>
+      </w:r>
+      <w:r>
+        <w:rPr>
+          <w:rFonts w:ascii="Source Sans Pro" w:hAnsi="Source Sans Pro" w:cs="Arial"/>
+          <w:sz w:val="14"/>
+          <w:szCs w:val="14"/>
+        </w:rPr>
+        <w:t>survey rounds</w:t>
+      </w:r>
+      <w:r>
+        <w:rPr>
+          <w:rFonts w:ascii="Source Sans Pro" w:hAnsi="Source Sans Pro" w:cs="Arial"/>
+          <w:sz w:val="14"/>
+          <w:szCs w:val="14"/>
+        </w:rPr>
+        <w:t xml:space="preserve"> with p-value &lt; 0.05.</w:t>
+      </w:r>
     </w:p>
     <w:p>
       <w:pPr>
@@ -766,17 +813,6 @@
           <w:szCs w:val="14"/>
         </w:rPr>
       </w:pPr>
-    </w:p>
-    <w:p>
-      <w:pPr>
-        <w:rPr>
-          <w:rFonts w:ascii="Source Sans Pro" w:hAnsi="Source Sans Pro" w:cs="Noto Sans"/>
-          <w:b/>
-          <w:bCs/>
-          <w:sz w:val="14"/>
-          <w:szCs w:val="14"/>
-        </w:rPr>
-      </w:pPr>
       <w:r>
         <w:rPr>
           <w:rFonts w:ascii="Source Sans Pro" w:hAnsi="Source Sans Pro" w:cs="Noto Sans"/>
@@ -911,7 +947,18 @@
           <w:sz w:val="16"/>
           <w:szCs w:val="16"/>
         </w:rPr>
-        <w:t xml:space="preserve"> [</w:t>
+        <w:t xml:space="preserve"> </w:t>
+      </w:r>
+      <w:proofErr w:type="gramStart"/>
+      <w:r>
+        <w:rPr>
+          <w:rFonts w:ascii="Source Sans Pro" w:eastAsia="SimSun" w:hAnsi="Source Sans Pro" w:cs="Noto Sans"/>
+          <w:b/>
+          <w:bCs/>
+          <w:sz w:val="16"/>
+          <w:szCs w:val="16"/>
+        </w:rPr>
+        <w:t>[</w:t>
       </w:r>
       <w:r>
         <w:rPr>
@@ -931,7 +978,18 @@
           <w:sz w:val="16"/>
           <w:szCs w:val="16"/>
         </w:rPr>
-        <w:t>name, email</w:t>
+        <w:t>name</w:t>
+      </w:r>
+      <w:proofErr w:type="gramEnd"/>
+      <w:r>
+        <w:rPr>
+          <w:rFonts w:ascii="Source Sans Pro" w:eastAsia="SimSun" w:hAnsi="Source Sans Pro" w:cs="Noto Sans"/>
+          <w:b/>
+          <w:bCs/>
+          <w:sz w:val="16"/>
+          <w:szCs w:val="16"/>
+        </w:rPr>
+        <w:t>, email</w:t>
       </w:r>
       <w:r>
         <w:rPr>
@@ -941,7 +999,18 @@
           <w:sz w:val="16"/>
           <w:szCs w:val="16"/>
         </w:rPr>
-        <w:t xml:space="preserve"> address</w:t>
+        <w:t xml:space="preserve"> </w:t>
+      </w:r>
+      <w:proofErr w:type="gramStart"/>
+      <w:r>
+        <w:rPr>
+          <w:rFonts w:ascii="Source Sans Pro" w:eastAsia="SimSun" w:hAnsi="Source Sans Pro" w:cs="Noto Sans"/>
+          <w:b/>
+          <w:bCs/>
+          <w:sz w:val="16"/>
+          <w:szCs w:val="16"/>
+        </w:rPr>
+        <w:t>address</w:t>
       </w:r>
       <w:r>
         <w:rPr>
@@ -963,6 +1032,7 @@
         </w:rPr>
         <w:t>]</w:t>
       </w:r>
+      <w:proofErr w:type="gramEnd"/>
     </w:p>
     <w:sectPr>
       <w:footerReference w:type="default" r:id="rId10"/>
